--- a/az/stories/how-to-ward-off-insults.docx
+++ b/az/stories/how-to-ward-off-insults.docx
@@ -16,12 +16,6 @@
         <w:jc w:val="both"/>
       </w:pPr>
       <w:r>
-        <w:rPr>
-          <w:rFonts w:ascii="Times New Roman" w:hAnsi="Times New Roman" w:cs="Times New Roman"/>
-          <w:b w:val="0"/>
-          <w:i w:val="0"/>
-          <w:sz w:val="24"/>
-        </w:rPr>
         <w:t>(Samurayların həyatından alınmış ibrətamiz bir hekayə)</w:t>
       </w:r>
     </w:p>
@@ -31,13 +25,7 @@
         <w:jc w:val="both"/>
       </w:pPr>
       <w:r>
-        <w:rPr>
-          <w:rFonts w:ascii="Times New Roman" w:hAnsi="Times New Roman" w:cs="Times New Roman"/>
-          <w:b w:val="0"/>
-          <w:i w:val="0"/>
-          <w:sz w:val="24"/>
-        </w:rPr>
-        <w:t>Ahıl, müdrik bir samuray varmış. O, şagirdlərinə müdrikliyin və döyüş sənətinin sirlərini öyrədərmiş. Bir gün növbəti dərs zamanı ədəbsizliyi və qəddarlığı ilə tanınan bir döyüşçü sinfə daxil olur. Bu döyüşçü rəqiblərini təhqir edib hövsələdən çıxarar, sonra da əsəbiləşmiş rəqibinin bir-birinin ardınca etdiyi səhvlərdən istifadə edib onu məğlub edərmiş. Bu dəfə də eyni taktikanı işlədir, samurayı döyüşə təhrik etmək üçün ona bir neçə təhqiramiz söz deyir. Samuray təhqirlərə məhəl qoymadan dərsinə davam edir. Təhqirlərini bir neçə dəfə təkrarlayandan sonra da samuraydan heç bir cavab ala bilməyən döyüşçü əsəbi halda sinfi tərk edib gedir.</w:t>
+        <w:t>Ahıl, müdrik bir samuray varmış. O, şagirdlərinə müdrikliyin və döyüş sənətinin sirlərini öyrədərmiş. Bir gün növbəti dərs zamanı ədəbsizliyi və qəddarlığı ilə tanınan bir döyüşçü sinfə daxil olur. Bu döyüşçü rəqiblərini təhqir edib hövsələdən çıxarar, sonra da əsəbiləşmiş rəqibinin bir-birinin ardınca etdiyi səhvlərdən istifadə edib onu məğlub edərmiş. Bu dəfə də eyni taktikanı işlədir, samurayı döyüşə təhrik etmək üçün ona bir neçə təhqiramiz söz deyir. Samuray təhqirlərə məhəl qoymadan dərsinə davam edir.</w:t>
       </w:r>
     </w:p>
     <w:p>
@@ -46,12 +34,15 @@
         <w:jc w:val="both"/>
       </w:pPr>
       <w:r>
-        <w:rPr>
-          <w:rFonts w:ascii="Times New Roman" w:hAnsi="Times New Roman" w:cs="Times New Roman"/>
-          <w:b w:val="0"/>
-          <w:i w:val="0"/>
-          <w:sz w:val="24"/>
-        </w:rPr>
+        <w:t>Təhqirlərini bir neçə dəfə təkrarlayandan sonra da samuraydan heç bir cavab ala bilməyən döyüşçü əsəbi halda sinfi tərk edib gedir.</w:t>
+      </w:r>
+    </w:p>
+    <w:p>
+      <w:pPr>
+        <w:ind w:firstLine="425"/>
+        <w:jc w:val="both"/>
+      </w:pPr>
+      <w:r>
         <w:t>Bu səhnəni diqqətlə izləyən şagirdlər müəllimlərindən soruşur:</w:t>
       </w:r>
     </w:p>
@@ -61,12 +52,6 @@
         <w:jc w:val="both"/>
       </w:pPr>
       <w:r>
-        <w:rPr>
-          <w:rFonts w:ascii="Times New Roman" w:hAnsi="Times New Roman" w:cs="Times New Roman"/>
-          <w:b w:val="0"/>
-          <w:i w:val="0"/>
-          <w:sz w:val="24"/>
-        </w:rPr>
         <w:t>— Ustad, siz nə üçün bu təhqirlərə dözdünüz? Nədən onu döyüşə çağırmadınız?</w:t>
       </w:r>
     </w:p>
@@ -76,12 +61,6 @@
         <w:jc w:val="both"/>
       </w:pPr>
       <w:r>
-        <w:rPr>
-          <w:rFonts w:ascii="Times New Roman" w:hAnsi="Times New Roman" w:cs="Times New Roman"/>
-          <w:b w:val="0"/>
-          <w:i w:val="0"/>
-          <w:sz w:val="24"/>
-        </w:rPr>
         <w:t>Müdrik samuray belə cavab verir:</w:t>
       </w:r>
     </w:p>
@@ -91,12 +70,6 @@
         <w:jc w:val="both"/>
       </w:pPr>
       <w:r>
-        <w:rPr>
-          <w:rFonts w:ascii="Times New Roman" w:hAnsi="Times New Roman" w:cs="Times New Roman"/>
-          <w:b w:val="0"/>
-          <w:i w:val="0"/>
-          <w:sz w:val="24"/>
-        </w:rPr>
         <w:t>— Əgər kimsə sizə hədiyyə ilə gəlir və siz o hədiyyəni qəbul etmirsinizsə, onda hədiyyə kimə aid olur?</w:t>
       </w:r>
     </w:p>
@@ -106,34 +79,16 @@
         <w:jc w:val="both"/>
       </w:pPr>
       <w:r>
-        <w:rPr>
-          <w:rFonts w:ascii="Times New Roman" w:hAnsi="Times New Roman" w:cs="Times New Roman"/>
-          <w:b w:val="0"/>
-          <w:i w:val="0"/>
-          <w:sz w:val="24"/>
-        </w:rPr>
         <w:t>— Əvvəlki sahibinə, — deyə şagirdlər cavab verir.</w:t>
-      </w:r>
-    </w:p>
-    <w:p>
-      <w:pPr>
-        <w:ind w:firstLine="425"/>
-        <w:jc w:val="both"/>
-      </w:pPr>
-      <w:r>
-        <w:rPr>
-          <w:rFonts w:ascii="Times New Roman" w:hAnsi="Times New Roman" w:cs="Times New Roman"/>
-          <w:b w:val="0"/>
-          <w:i w:val="0"/>
-          <w:sz w:val="24"/>
-        </w:rPr>
-        <w:t>— Paxıllıq, nifrət və təhqirlərə də eyni gözlə baxmaq lazımdır. Siz onları qəbul etmədiyiniz halda, bu cür ‘hədiyyələr’ onları sizə ünvanlamağa çalışanların özünə qalır.</w:t>
       </w:r>
     </w:p>
     <w:p>
       <w:pPr>
         <w:spacing w:after="40"/>
       </w:pPr>
+      <w:r>
+        <w:t>— Paxıllıq, nifrət və təhqirlərə də eyni gözlə baxmaq lazımdır. Siz onları qəbul etmədiyiniz halda, bu cür ‘hədiyyələr’ onları sizə ünvanlamağa çalışanların özünə qalır.</w:t>
+      </w:r>
     </w:p>
     <w:p>
       <w:pPr>
@@ -149,13 +104,6 @@
         <w:jc w:val="both"/>
       </w:pPr>
       <w:r>
-        <w:rPr>
-          <w:rFonts w:ascii="Times New Roman" w:hAnsi="Times New Roman" w:cs="Times New Roman"/>
-          <w:b w:val="0"/>
-          <w:i/>
-          <w:color w:val="333333"/>
-          <w:sz w:val="24"/>
-        </w:rPr>
         <w:t>Qəbul etmədiyin təhqir sahibinə qayıdır — eynilə geri qaytarılan hədiyyə kimi. Pisliyə pisliklə yox, təmkinlə cavab ver.</w:t>
       </w:r>
     </w:p>
@@ -163,6 +111,7 @@
       <w:pPr>
         <w:spacing w:after="120"/>
       </w:pPr>
+      <w:r/>
     </w:p>
     <w:sectPr>
       <w:pgSz w:w="12240" w:h="15840"/>

--- a/az/stories/how-to-ward-off-insults.docx
+++ b/az/stories/how-to-ward-off-insults.docx
@@ -4,118 +4,204 @@
   <w:body>
     <w:p>
       <w:pPr>
-        <w:pStyle w:val="Heading1"/>
+        <w:spacing w:before="0" w:after="60"/>
+        <w:jc w:val="left"/>
       </w:pPr>
       <w:r>
+        <w:rPr>
+          <w:rFonts w:ascii="Arial" w:hAnsi="Arial" w:eastAsia="Arial"/>
+          <w:i w:val="0"/>
+          <w:color w:val="000000"/>
+          <w:sz w:val="52"/>
+        </w:rPr>
         <w:t>Təhqirləri necə dəf etməli</w:t>
       </w:r>
     </w:p>
     <w:p>
       <w:pPr>
-        <w:ind w:firstLine="425"/>
-        <w:jc w:val="both"/>
+        <w:jc w:val="left"/>
       </w:pPr>
       <w:r>
+        <w:rPr>
+          <w:rFonts w:ascii="Arial" w:hAnsi="Arial" w:eastAsia="Arial"/>
+          <w:i w:val="0"/>
+          <w:color w:val="000000"/>
+          <w:sz w:val="22"/>
+        </w:rPr>
         <w:t>(Samurayların həyatından alınmış ibrətamiz bir hekayə)</w:t>
       </w:r>
     </w:p>
     <w:p>
       <w:pPr>
-        <w:ind w:firstLine="425"/>
-        <w:jc w:val="both"/>
+        <w:jc w:val="left"/>
       </w:pPr>
       <w:r>
+        <w:rPr>
+          <w:rFonts w:ascii="Arial" w:hAnsi="Arial" w:eastAsia="Arial"/>
+          <w:i w:val="0"/>
+          <w:color w:val="000000"/>
+          <w:sz w:val="22"/>
+        </w:rPr>
         <w:t>Ahıl, müdrik bir samuray varmış. O, şagirdlərinə müdrikliyin və döyüş sənətinin sirlərini öyrədərmiş. Bir gün növbəti dərs zamanı ədəbsizliyi və qəddarlığı ilə tanınan bir döyüşçü sinfə daxil olur. Bu döyüşçü rəqiblərini təhqir edib hövsələdən çıxarar, sonra da əsəbiləşmiş rəqibinin bir-birinin ardınca etdiyi səhvlərdən istifadə edib onu məğlub edərmiş. Bu dəfə də eyni taktikanı işlədir, samurayı döyüşə təhrik etmək üçün ona bir neçə təhqiramiz söz deyir. Samuray təhqirlərə məhəl qoymadan dərsinə davam edir.</w:t>
       </w:r>
     </w:p>
     <w:p>
       <w:pPr>
-        <w:ind w:firstLine="425"/>
-        <w:jc w:val="both"/>
+        <w:jc w:val="left"/>
       </w:pPr>
       <w:r>
+        <w:rPr>
+          <w:rFonts w:ascii="Arial" w:hAnsi="Arial" w:eastAsia="Arial"/>
+          <w:i w:val="0"/>
+          <w:color w:val="000000"/>
+          <w:sz w:val="22"/>
+        </w:rPr>
         <w:t>Təhqirlərini bir neçə dəfə təkrarlayandan sonra da samuraydan heç bir cavab ala bilməyən döyüşçü əsəbi halda sinfi tərk edib gedir.</w:t>
       </w:r>
     </w:p>
     <w:p>
       <w:pPr>
-        <w:ind w:firstLine="425"/>
-        <w:jc w:val="both"/>
+        <w:jc w:val="left"/>
       </w:pPr>
       <w:r>
+        <w:rPr>
+          <w:rFonts w:ascii="Arial" w:hAnsi="Arial" w:eastAsia="Arial"/>
+          <w:i w:val="0"/>
+          <w:color w:val="000000"/>
+          <w:sz w:val="22"/>
+        </w:rPr>
         <w:t>Bu səhnəni diqqətlə izləyən şagirdlər müəllimlərindən soruşur:</w:t>
       </w:r>
     </w:p>
     <w:p>
       <w:pPr>
-        <w:ind w:firstLine="425"/>
-        <w:jc w:val="both"/>
+        <w:jc w:val="left"/>
       </w:pPr>
       <w:r>
+        <w:rPr>
+          <w:rFonts w:ascii="Arial" w:hAnsi="Arial" w:eastAsia="Arial"/>
+          <w:i w:val="0"/>
+          <w:color w:val="000000"/>
+          <w:sz w:val="22"/>
+        </w:rPr>
         <w:t>— Ustad, siz nə üçün bu təhqirlərə dözdünüz? Nədən onu döyüşə çağırmadınız?</w:t>
       </w:r>
     </w:p>
     <w:p>
       <w:pPr>
-        <w:ind w:firstLine="425"/>
-        <w:jc w:val="both"/>
+        <w:jc w:val="left"/>
       </w:pPr>
       <w:r>
+        <w:rPr>
+          <w:rFonts w:ascii="Arial" w:hAnsi="Arial" w:eastAsia="Arial"/>
+          <w:i w:val="0"/>
+          <w:color w:val="000000"/>
+          <w:sz w:val="22"/>
+        </w:rPr>
         <w:t>Müdrik samuray belə cavab verir:</w:t>
       </w:r>
     </w:p>
     <w:p>
       <w:pPr>
-        <w:ind w:firstLine="425"/>
-        <w:jc w:val="both"/>
+        <w:jc w:val="left"/>
       </w:pPr>
       <w:r>
+        <w:rPr>
+          <w:rFonts w:ascii="Arial" w:hAnsi="Arial" w:eastAsia="Arial"/>
+          <w:i w:val="0"/>
+          <w:color w:val="000000"/>
+          <w:sz w:val="22"/>
+        </w:rPr>
         <w:t>— Əgər kimsə sizə hədiyyə ilə gəlir və siz o hədiyyəni qəbul etmirsinizsə, onda hədiyyə kimə aid olur?</w:t>
       </w:r>
     </w:p>
     <w:p>
       <w:pPr>
-        <w:ind w:firstLine="425"/>
-        <w:jc w:val="both"/>
+        <w:jc w:val="left"/>
       </w:pPr>
       <w:r>
+        <w:rPr>
+          <w:rFonts w:ascii="Arial" w:hAnsi="Arial" w:eastAsia="Arial"/>
+          <w:i w:val="0"/>
+          <w:color w:val="000000"/>
+          <w:sz w:val="22"/>
+        </w:rPr>
         <w:t>— Əvvəlki sahibinə, — deyə şagirdlər cavab verir.</w:t>
       </w:r>
     </w:p>
     <w:p>
       <w:pPr>
-        <w:spacing w:after="40"/>
+        <w:jc w:val="left"/>
       </w:pPr>
       <w:r>
-        <w:t>— Paxıllıq, nifrət və təhqirlərə də eyni gözlə baxmaq lazımdır. Siz onları qəbul etmədiyiniz halda, bu cür ‘hədiyyələr’ onları sizə ünvanlamağa çalışanların özünə qalır.</w:t>
+        <w:rPr>
+          <w:rFonts w:ascii="Arial" w:hAnsi="Arial" w:eastAsia="Arial"/>
+          <w:i w:val="0"/>
+          <w:color w:val="000000"/>
+          <w:sz w:val="22"/>
+        </w:rPr>
+        <w:t>— Paxıllıq, nifrət və təhqirlərə də eyni gözlə baxmaq lazımdır. Siz onları qəbul etmədiyiniz halda, bu cür «hədiyyələr» onları sizə ünvanlamağa çalışanların özünə qalır.</w:t>
       </w:r>
     </w:p>
     <w:p>
       <w:pPr>
+        <w:pStyle w:val="Moral"/>
+        <w:keepNext/>
+        <w:keepLines/>
+        <w:widowControl/>
+        <w:spacing w:before="240" w:after="180" w:line="283" w:lineRule="auto"/>
+        <w:ind w:left="240" w:right="240"/>
+        <w:jc w:val="left"/>
         <w:pBdr>
-          <w:top w:val="single" w:sz="4" w:space="6" w:color="D9C7A3"/>
-          <w:left w:val="single" w:sz="24" w:space="12" w:color="B8860B"/>
-          <w:bottom w:val="single" w:sz="4" w:space="6" w:color="D9C7A3"/>
-          <w:right w:val="single" w:sz="4" w:space="10" w:color="D9C7A3"/>
+          <w:top w:val="single" w:sz="8" w:space="7" w:color="E8D59A"/>
+          <w:left w:val="single" w:sz="32" w:space="11" w:color="C6A23A"/>
+          <w:bottom w:val="single" w:sz="8" w:space="7" w:color="E8D59A"/>
+          <w:right w:val="single" w:sz="8" w:space="11" w:color="E8D59A"/>
         </w:pBdr>
-        <w:shd w:val="clear" w:color="auto" w:fill="FBF6EA"/>
-        <w:spacing w:before="0" w:after="60"/>
-        <w:ind w:left="227" w:right="113"/>
-        <w:jc w:val="both"/>
+        <w:shd w:val="clear" w:color="auto" w:fill="FFF8E1"/>
       </w:pPr>
       <w:r>
+        <w:rPr>
+          <w:rFonts w:ascii="Arial" w:hAnsi="Arial" w:eastAsia="Arial" w:cs="Arial"/>
+          <w:b/>
+          <w:i w:val="0"/>
+          <w:color w:val="9A7417"/>
+          <w:sz w:val="22"/>
+        </w:rPr>
+        <w:t xml:space="preserve">İbrət: </w:t>
+      </w:r>
+      <w:r>
+        <w:rPr>
+          <w:rFonts w:ascii="Arial" w:hAnsi="Arial" w:eastAsia="Arial" w:cs="Arial"/>
+          <w:b w:val="0"/>
+          <w:i w:val="0"/>
+          <w:color w:val="3F3826"/>
+          <w:sz w:val="22"/>
+        </w:rPr>
         <w:t>Qəbul etmədiyin təhqir sahibinə qayıdır — eynilə geri qaytarılan hədiyyə kimi. Pisliyə pisliklə yox, təmkinlə cavab ver.</w:t>
       </w:r>
     </w:p>
     <w:p>
       <w:pPr>
-        <w:spacing w:after="120"/>
+        <w:keepLines/>
+        <w:widowControl/>
+        <w:spacing w:before="60" w:after="0" w:line="240" w:lineRule="auto"/>
+        <w:jc w:val="right"/>
       </w:pPr>
-      <w:r/>
+      <w:r>
+        <w:rPr>
+          <w:rFonts w:ascii="Arial" w:hAnsi="Arial" w:eastAsia="Arial" w:cs="Arial"/>
+          <w:b w:val="0"/>
+          <w:i/>
+          <w:color w:val="8A7950"/>
+          <w:sz w:val="17"/>
+        </w:rPr>
+        <w:t>Hekayə açıq İnternet mənbələrindən əldə olunub.</w:t>
+      </w:r>
     </w:p>
     <w:sectPr>
       <w:pgSz w:w="12240" w:h="15840"/>
-      <w:pgMar w:top="1417" w:right="1417" w:bottom="1417" w:left="1417" w:header="720" w:footer="720" w:gutter="0"/>
+      <w:pgMar w:top="1440" w:right="1440" w:bottom="1440" w:left="1440" w:header="708" w:footer="708" w:gutter="0"/>
       <w:cols w:space="720"/>
       <w:docGrid w:linePitch="360"/>
     </w:sectPr>
@@ -487,12 +573,12 @@
     <w:qFormat/>
     <w:rsid w:val="00FC693F"/>
     <w:pPr>
-      <w:spacing w:line="276" w:lineRule="auto" w:after="120" w:before="0"/>
-      <w:jc w:val="both"/>
+      <w:spacing w:before="0" w:after="160" w:line="276" w:lineRule="auto"/>
     </w:pPr>
     <w:rPr>
-      <w:rFonts w:ascii="Times New Roman" w:hAnsi="Times New Roman" w:cs="Times New Roman"/>
-      <w:sz w:val="24"/>
+      <w:rFonts w:ascii="Arial" w:hAnsi="Arial" w:eastAsia="Arial"/>
+      <w:color w:val="000000"/>
+      <w:sz w:val="22"/>
     </w:rPr>
   </w:style>
   <w:style w:type="paragraph" w:styleId="Header">
@@ -550,17 +636,15 @@
     <w:pPr>
       <w:keepNext/>
       <w:keepLines/>
-      <w:spacing w:before="360" w:after="160"/>
-      <w:jc w:val="left"/>
+      <w:spacing w:before="480" w:after="0"/>
       <w:outlineLvl w:val="0"/>
     </w:pPr>
     <w:rPr>
-      <w:rFonts w:asciiTheme="majorHAnsi" w:eastAsiaTheme="majorEastAsia" w:hAnsiTheme="majorHAnsi" w:cstheme="majorBidi" w:ascii="Times New Roman" w:hAnsi="Times New Roman" w:cs="Times New Roman"/>
+      <w:rFonts w:asciiTheme="majorHAnsi" w:eastAsiaTheme="majorEastAsia" w:hAnsiTheme="majorHAnsi" w:cstheme="majorBidi"/>
       <w:b/>
       <w:bCs/>
-      <w:i w:val="0"/>
-      <w:color w:val="1F1F1F"/>
-      <w:sz w:val="30"/>
+      <w:color w:val="365F91" w:themeColor="accent1" w:themeShade="BF"/>
+      <w:sz w:val="28"/>
       <w:szCs w:val="28"/>
     </w:rPr>
   </w:style>
@@ -12178,6 +12262,18 @@
         <w:shd w:val="clear" w:color="auto" w:fill="FBCAA2" w:themeFill="accent6" w:themeFillTint="7F"/>
       </w:tcPr>
     </w:tblStylePr>
+  </w:style>
+  <w:style w:type="paragraph" w:customStyle="1" w:styleId="Moral">
+    <w:name w:val="Moral"/>
+    <w:basedOn w:val="Normal"/>
+    <w:pPr>
+      <w:spacing w:before="160" w:after="0" w:line="276" w:lineRule="auto"/>
+    </w:pPr>
+    <w:rPr>
+      <w:rFonts w:ascii="Arial" w:hAnsi="Arial" w:eastAsia="Arial"/>
+      <w:i/>
+      <w:sz w:val="22"/>
+    </w:rPr>
   </w:style>
 </w:styles>
 </file>
